--- a/Проект за 9 класс.docx
+++ b/Проект за 9 класс.docx
@@ -2,34 +2,377 @@
 <file path=word/document.xml><?xml version="1.0" encoding="utf-8"?>
 <w:document xmlns:wpc="http://schemas.microsoft.com/office/word/2010/wordprocessingCanvas" xmlns:cx="http://schemas.microsoft.com/office/drawing/2014/chartex" xmlns:cx1="http://schemas.microsoft.com/office/drawing/2015/9/8/chartex" xmlns:cx2="http://schemas.microsoft.com/office/drawing/2015/10/21/chartex" xmlns:cx3="http://schemas.microsoft.com/office/drawing/2016/5/9/chartex" xmlns:cx4="http://schemas.microsoft.com/office/drawing/2016/5/10/chartex" xmlns:cx5="http://schemas.microsoft.com/office/drawing/2016/5/11/chartex" xmlns:cx6="http://schemas.microsoft.com/office/drawing/2016/5/12/chartex" xmlns:cx7="http://schemas.microsoft.com/office/drawing/2016/5/13/chartex" xmlns:cx8="http://schemas.microsoft.com/office/drawing/2016/5/14/chartex" xmlns:mc="http://schemas.openxmlformats.org/markup-compatibility/2006" xmlns:aink="http://schemas.microsoft.com/office/drawing/2016/ink" xmlns:am3d="http://schemas.microsoft.com/office/drawing/2017/model3d" xmlns:o="urn:schemas-microsoft-com:office:office" xmlns:r="http://schemas.openxmlformats.org/officeDocument/2006/relationships" xmlns:m="http://schemas.openxmlformats.org/officeDocument/2006/math" xmlns:v="urn:schemas-microsoft-com:vml" xmlns:wp14="http://schemas.microsoft.com/office/word/2010/wordprocessingDrawing" xmlns:wp="http://schemas.openxmlformats.org/drawingml/2006/wordprocessingDrawing" xmlns:w10="urn:schemas-microsoft-com:office:word" xmlns:w="http://schemas.openxmlformats.org/wordprocessingml/2006/main" xmlns:w14="http://schemas.microsoft.com/office/word/2010/wordml" xmlns:w15="http://schemas.microsoft.com/office/word/2012/wordml" xmlns:w16cid="http://schemas.microsoft.com/office/word/2016/wordml/cid" xmlns:w16se="http://schemas.microsoft.com/office/word/2015/wordml/symex" xmlns:wpg="http://schemas.microsoft.com/office/word/2010/wordprocessingGroup" xmlns:wpi="http://schemas.microsoft.com/office/word/2010/wordprocessingInk" xmlns:wne="http://schemas.microsoft.com/office/word/2006/wordml" xmlns:wps="http://schemas.microsoft.com/office/word/2010/wordprocessingShape" mc:Ignorable="w14 w15 w16se w16cid wp14">
   <w:body>
+    <w:p>
+      <w:r>
+        <w:tab/>
+      </w:r>
+      <w:r>
+        <w:tab/>
+        <w:t xml:space="preserve">Муниципальное Бюджетное Общеобразовательное </w:t>
+      </w:r>
+      <w:r>
+        <w:t>Учреждение</w:t>
+      </w:r>
+    </w:p>
+    <w:p>
+      <w:r>
+        <w:tab/>
+      </w:r>
+      <w:r>
+        <w:tab/>
+      </w:r>
+      <w:r>
+        <w:tab/>
+      </w:r>
+      <w:r>
+        <w:t xml:space="preserve">   </w:t>
+      </w:r>
+      <w:r>
+        <w:t>“Средняя</w:t>
+      </w:r>
+      <w:r>
+        <w:t xml:space="preserve"> Общеобразовательная</w:t>
+      </w:r>
+      <w:r>
+        <w:t xml:space="preserve"> </w:t>
+      </w:r>
+      <w:r>
+        <w:t>школа №30”</w:t>
+      </w:r>
+    </w:p>
+    <w:p/>
+    <w:p/>
+    <w:p/>
+    <w:p/>
+    <w:p>
+      <w:pPr>
+        <w:rPr>
+          <w:b/>
+          <w:sz w:val="34"/>
+          <w:szCs w:val="34"/>
+        </w:rPr>
+      </w:pPr>
+      <w:r>
+        <w:tab/>
+      </w:r>
+      <w:r>
+        <w:rPr>
+          <w:b/>
+        </w:rPr>
+        <w:t xml:space="preserve">      </w:t>
+      </w:r>
+      <w:r>
+        <w:rPr>
+          <w:b/>
+          <w:sz w:val="34"/>
+          <w:szCs w:val="34"/>
+        </w:rPr>
+        <w:t>ИНДИВИДУАЛЬНЫЙ ИТОГОВЫЙ ПРОЕКТ</w:t>
+      </w:r>
+    </w:p>
+    <w:p/>
+    <w:p>
+      <w:pPr>
+        <w:rPr>
+          <w:sz w:val="26"/>
+          <w:szCs w:val="26"/>
+          <w:lang w:val="en-US"/>
+        </w:rPr>
+      </w:pPr>
+      <w:r>
+        <w:tab/>
+      </w:r>
+      <w:r>
+        <w:tab/>
+      </w:r>
+      <w:r>
+        <w:tab/>
+      </w:r>
+      <w:r>
+        <w:tab/>
+      </w:r>
+      <w:r>
+        <w:rPr>
+          <w:lang w:val="en-US"/>
+        </w:rPr>
+        <w:t xml:space="preserve">      </w:t>
+      </w:r>
+      <w:r>
+        <w:rPr>
+          <w:sz w:val="26"/>
+          <w:szCs w:val="26"/>
+          <w:lang w:val="en-US"/>
+        </w:rPr>
+        <w:t>“</w:t>
+      </w:r>
+      <w:r>
+        <w:rPr>
+          <w:sz w:val="26"/>
+          <w:szCs w:val="26"/>
+        </w:rPr>
+        <w:t>Шифр Цезаря</w:t>
+      </w:r>
+      <w:r>
+        <w:rPr>
+          <w:sz w:val="26"/>
+          <w:szCs w:val="26"/>
+          <w:lang w:val="en-US"/>
+        </w:rPr>
+        <w:t>”</w:t>
+      </w:r>
+    </w:p>
+    <w:p/>
+    <w:p/>
+    <w:p/>
+    <w:p/>
+    <w:p>
+      <w:r>
+        <w:tab/>
+      </w:r>
+      <w:r>
+        <w:tab/>
+      </w:r>
+      <w:r>
+        <w:tab/>
+      </w:r>
+      <w:r>
+        <w:tab/>
+      </w:r>
+      <w:r>
+        <w:tab/>
+      </w:r>
+      <w:r>
+        <w:tab/>
+      </w:r>
+      <w:r>
+        <w:tab/>
+      </w:r>
+      <w:r>
+        <w:tab/>
+      </w:r>
+      <w:r>
+        <w:tab/>
+      </w:r>
+      <w:r>
+        <w:tab/>
+      </w:r>
+      <w:r>
+        <w:tab/>
+        <w:t xml:space="preserve">       Выполнил</w:t>
+      </w:r>
+      <w:r>
+        <w:rPr>
+          <w:lang w:val="en-US"/>
+        </w:rPr>
+        <w:t>:</w:t>
+      </w:r>
+    </w:p>
+    <w:p>
+      <w:r>
+        <w:tab/>
+      </w:r>
+      <w:r>
+        <w:tab/>
+      </w:r>
+      <w:r>
+        <w:tab/>
+      </w:r>
+      <w:r>
+        <w:tab/>
+      </w:r>
+      <w:r>
+        <w:tab/>
+      </w:r>
+      <w:r>
+        <w:tab/>
+      </w:r>
+      <w:r>
+        <w:tab/>
+      </w:r>
+      <w:r>
+        <w:tab/>
+        <w:t xml:space="preserve">         Жданов Максим Сергеевич</w:t>
+      </w:r>
+    </w:p>
+    <w:p>
+      <w:r>
+        <w:tab/>
+      </w:r>
+      <w:r>
+        <w:tab/>
+      </w:r>
+      <w:r>
+        <w:tab/>
+      </w:r>
+      <w:r>
+        <w:tab/>
+      </w:r>
+      <w:r>
+        <w:tab/>
+      </w:r>
+      <w:r>
+        <w:tab/>
+      </w:r>
+      <w:r>
+        <w:tab/>
+      </w:r>
+      <w:r>
+        <w:tab/>
+      </w:r>
+      <w:r>
+        <w:tab/>
+      </w:r>
+      <w:r>
+        <w:tab/>
+        <w:t xml:space="preserve">   Ученик 9-7 класса</w:t>
+      </w:r>
+      <w:r>
+        <w:rPr>
+          <w:lang w:val="en-US"/>
+        </w:rPr>
+        <w:t>.</w:t>
+      </w:r>
+    </w:p>
+    <w:p/>
+    <w:p>
+      <w:r>
+        <w:tab/>
+      </w:r>
+      <w:r>
+        <w:tab/>
+      </w:r>
+      <w:r>
+        <w:tab/>
+      </w:r>
+      <w:r>
+        <w:tab/>
+      </w:r>
+      <w:r>
+        <w:tab/>
+      </w:r>
+      <w:r>
+        <w:tab/>
+      </w:r>
+      <w:r>
+        <w:tab/>
+      </w:r>
+      <w:r>
+        <w:tab/>
+      </w:r>
+      <w:r>
+        <w:tab/>
+        <w:t xml:space="preserve">       Руководитель проекта</w:t>
+      </w:r>
+      <w:r>
+        <w:rPr>
+          <w:lang w:val="en-US"/>
+        </w:rPr>
+        <w:t>:</w:t>
+      </w:r>
+    </w:p>
+    <w:p>
+      <w:r>
+        <w:tab/>
+      </w:r>
+      <w:r>
+        <w:tab/>
+      </w:r>
+      <w:r>
+        <w:tab/>
+      </w:r>
+      <w:r>
+        <w:tab/>
+      </w:r>
+      <w:r>
+        <w:tab/>
+      </w:r>
+      <w:r>
+        <w:tab/>
+      </w:r>
+      <w:r>
+        <w:tab/>
+      </w:r>
+      <w:r>
+        <w:tab/>
+        <w:t xml:space="preserve">         Копылова Ирина </w:t>
+      </w:r>
+      <w:proofErr w:type="spellStart"/>
+      <w:r>
+        <w:t>Радиковна</w:t>
+      </w:r>
+      <w:proofErr w:type="spellEnd"/>
+    </w:p>
+    <w:p>
+      <w:r>
+        <w:tab/>
+      </w:r>
+      <w:r>
+        <w:tab/>
+      </w:r>
+      <w:r>
+        <w:tab/>
+      </w:r>
+      <w:r>
+        <w:tab/>
+      </w:r>
+      <w:r>
+        <w:tab/>
+      </w:r>
+      <w:r>
+        <w:tab/>
+      </w:r>
+      <w:r>
+        <w:tab/>
+      </w:r>
+      <w:r>
+        <w:tab/>
+      </w:r>
+      <w:r>
+        <w:tab/>
+        <w:t xml:space="preserve">       Учитель информатики</w:t>
+      </w:r>
+    </w:p>
     <w:p/>
     <w:p/>
     <w:p/>
     <w:p/>
     <w:p/>
-    <w:p/>
-    <w:p/>
-    <w:p/>
-    <w:p/>
-    <w:p/>
-    <w:p/>
-    <w:p/>
-    <w:p/>
-    <w:p/>
-    <w:p/>
-    <w:p/>
-    <w:p/>
-    <w:p/>
-    <w:p/>
-    <w:p/>
-    <w:p/>
-    <w:p/>
-    <w:p/>
-    <w:p/>
-    <w:p/>
-    <w:p/>
-    <w:p/>
-    <w:p/>
+    <w:p>
+      <w:r>
+        <w:tab/>
+      </w:r>
+      <w:r>
+        <w:tab/>
+      </w:r>
+      <w:r>
+        <w:tab/>
+      </w:r>
+      <w:r>
+        <w:tab/>
+      </w:r>
+      <w:r>
+        <w:tab/>
+        <w:t>Балашиха</w:t>
+      </w:r>
+    </w:p>
+    <w:p>
+      <w:r>
+        <w:tab/>
+      </w:r>
+      <w:r>
+        <w:tab/>
+      </w:r>
+      <w:r>
+        <w:tab/>
+      </w:r>
+      <w:r>
+        <w:tab/>
+      </w:r>
+      <w:r>
+        <w:tab/>
+        <w:t xml:space="preserve">  2026 год</w:t>
+      </w:r>
+    </w:p>
     <w:p/>
     <w:p>
       <w:pPr>
@@ -93,15 +436,7 @@
           <w:sz w:val="36"/>
           <w:szCs w:val="36"/>
         </w:rPr>
-        <w:t>Введение ………………………</w:t>
-      </w:r>
-      <w:r>
-        <w:rPr>
-          <w:b/>
-          <w:sz w:val="36"/>
-          <w:szCs w:val="36"/>
-        </w:rPr>
-        <w:t>…</w:t>
+        <w:t>Введение …………………………</w:t>
       </w:r>
       <w:r>
         <w:rPr>
@@ -139,15 +474,135 @@
           <w:sz w:val="36"/>
           <w:szCs w:val="36"/>
         </w:rPr>
-        <w:t xml:space="preserve">Глава </w:t>
-      </w:r>
-      <w:r>
-        <w:rPr>
-          <w:b/>
-          <w:sz w:val="36"/>
-          <w:szCs w:val="36"/>
-        </w:rPr>
-        <w:t>2.</w:t>
+        <w:t>Глава 2.</w:t>
+      </w:r>
+      <w:r>
+        <w:rPr>
+          <w:b/>
+          <w:sz w:val="36"/>
+          <w:szCs w:val="36"/>
+        </w:rPr>
+        <w:t xml:space="preserve"> </w:t>
+      </w:r>
+      <w:r>
+        <w:rPr>
+          <w:b/>
+          <w:sz w:val="36"/>
+          <w:szCs w:val="36"/>
+        </w:rPr>
+        <w:t>Теоретическая часть …………… 4</w:t>
+      </w:r>
+      <w:r>
+        <w:rPr>
+          <w:b/>
+          <w:sz w:val="36"/>
+          <w:szCs w:val="36"/>
+        </w:rPr>
+        <w:br/>
+        <w:t xml:space="preserve">    2.1. Основные понятия и термины … 4</w:t>
+      </w:r>
+      <w:r>
+        <w:rPr>
+          <w:b/>
+          <w:sz w:val="36"/>
+          <w:szCs w:val="36"/>
+        </w:rPr>
+        <w:br/>
+        <w:t xml:space="preserve">    2.2. История развития темы ………… 5</w:t>
+      </w:r>
+      <w:r>
+        <w:rPr>
+          <w:b/>
+          <w:sz w:val="36"/>
+          <w:szCs w:val="36"/>
+        </w:rPr>
+        <w:br/>
+        <w:t xml:space="preserve">    2.3. Современные тенденции ……… 6</w:t>
+      </w:r>
+    </w:p>
+    <w:p>
+      <w:pPr>
+        <w:numPr>
+          <w:ilvl w:val="0"/>
+          <w:numId w:val="1"/>
+        </w:numPr>
+        <w:rPr>
+          <w:b/>
+          <w:sz w:val="36"/>
+          <w:szCs w:val="36"/>
+        </w:rPr>
+      </w:pPr>
+      <w:r>
+        <w:rPr>
+          <w:b/>
+          <w:sz w:val="36"/>
+          <w:szCs w:val="36"/>
+        </w:rPr>
+        <w:t>Глава 3.</w:t>
+      </w:r>
+      <w:r>
+        <w:rPr>
+          <w:b/>
+          <w:sz w:val="36"/>
+          <w:szCs w:val="36"/>
+        </w:rPr>
+        <w:t xml:space="preserve"> </w:t>
+      </w:r>
+      <w:r>
+        <w:rPr>
+          <w:b/>
+          <w:sz w:val="36"/>
+          <w:szCs w:val="36"/>
+        </w:rPr>
+        <w:t>Практическая часть ……………. 7</w:t>
+      </w:r>
+      <w:r>
+        <w:rPr>
+          <w:b/>
+          <w:sz w:val="36"/>
+          <w:szCs w:val="36"/>
+        </w:rPr>
+        <w:br/>
+        <w:t xml:space="preserve">    3.1. Постановка задачи ………………. 7</w:t>
+      </w:r>
+      <w:r>
+        <w:rPr>
+          <w:b/>
+          <w:sz w:val="36"/>
+          <w:szCs w:val="36"/>
+        </w:rPr>
+        <w:br/>
+        <w:t xml:space="preserve">    3.2. Описание решения ……………… 8-9</w:t>
+      </w:r>
+      <w:r>
+        <w:rPr>
+          <w:b/>
+          <w:sz w:val="36"/>
+          <w:szCs w:val="36"/>
+        </w:rPr>
+        <w:br/>
+        <w:t xml:space="preserve">    3.3. Результаты и тестирование ……10</w:t>
+      </w:r>
+    </w:p>
+    <w:p>
+      <w:pPr>
+        <w:numPr>
+          <w:ilvl w:val="0"/>
+          <w:numId w:val="1"/>
+        </w:numPr>
+        <w:rPr>
+          <w:b/>
+          <w:sz w:val="36"/>
+          <w:szCs w:val="36"/>
+        </w:rPr>
+      </w:pPr>
+      <w:r>
+        <w:rPr>
+          <w:b/>
+          <w:sz w:val="36"/>
+          <w:szCs w:val="36"/>
+        </w:rPr>
+        <w:t>Заключение …………………………………</w:t>
       </w:r>
       <w:r>
         <w:rPr>
@@ -156,127 +611,24 @@
           <w:szCs w:val="36"/>
           <w:lang w:val="en-US"/>
         </w:rPr>
-        <w:t xml:space="preserve"> </w:t>
-      </w:r>
-      <w:r>
-        <w:rPr>
-          <w:b/>
-          <w:sz w:val="36"/>
-          <w:szCs w:val="36"/>
-        </w:rPr>
-        <w:t>Теоретическая часть ………</w:t>
-      </w:r>
-      <w:r>
-        <w:rPr>
-          <w:b/>
-          <w:sz w:val="36"/>
-          <w:szCs w:val="36"/>
-        </w:rPr>
-        <w:t>…… 4</w:t>
-      </w:r>
-      <w:r>
-        <w:rPr>
-          <w:b/>
-          <w:sz w:val="36"/>
-          <w:szCs w:val="36"/>
-        </w:rPr>
-        <w:br/>
-      </w:r>
-      <w:r>
-        <w:rPr>
-          <w:b/>
-          <w:sz w:val="36"/>
-          <w:szCs w:val="36"/>
-        </w:rPr>
-        <w:t xml:space="preserve">    </w:t>
-      </w:r>
-      <w:r>
-        <w:rPr>
-          <w:b/>
-          <w:sz w:val="36"/>
-          <w:szCs w:val="36"/>
-        </w:rPr>
-        <w:t>2.1. Основные понятия и термины …</w:t>
-      </w:r>
-      <w:r>
-        <w:rPr>
-          <w:b/>
-          <w:sz w:val="36"/>
-          <w:szCs w:val="36"/>
-        </w:rPr>
-        <w:t> 4</w:t>
-      </w:r>
-      <w:r>
-        <w:rPr>
-          <w:b/>
-          <w:sz w:val="36"/>
-          <w:szCs w:val="36"/>
-        </w:rPr>
-        <w:br/>
-      </w:r>
-      <w:r>
-        <w:rPr>
-          <w:b/>
-          <w:sz w:val="36"/>
-          <w:szCs w:val="36"/>
-        </w:rPr>
-        <w:t xml:space="preserve">    </w:t>
-      </w:r>
-      <w:r>
-        <w:rPr>
-          <w:b/>
-          <w:sz w:val="36"/>
-          <w:szCs w:val="36"/>
-        </w:rPr>
-        <w:t>2.2. История развития темы …………</w:t>
-      </w:r>
-      <w:r>
-        <w:rPr>
-          <w:b/>
-          <w:sz w:val="36"/>
-          <w:szCs w:val="36"/>
-        </w:rPr>
-        <w:t> 5</w:t>
-      </w:r>
-      <w:r>
-        <w:rPr>
-          <w:b/>
-          <w:sz w:val="36"/>
-          <w:szCs w:val="36"/>
-        </w:rPr>
-        <w:br/>
-      </w:r>
-      <w:r>
-        <w:rPr>
-          <w:b/>
-          <w:sz w:val="36"/>
-          <w:szCs w:val="36"/>
-        </w:rPr>
-        <w:t xml:space="preserve">    </w:t>
-      </w:r>
-      <w:r>
-        <w:rPr>
-          <w:b/>
-          <w:sz w:val="36"/>
-          <w:szCs w:val="36"/>
-        </w:rPr>
-        <w:t>2.</w:t>
-      </w:r>
-      <w:r>
-        <w:rPr>
-          <w:b/>
-          <w:sz w:val="36"/>
-          <w:szCs w:val="36"/>
-        </w:rPr>
-        <w:t>3. Современные тенденции ………</w:t>
-      </w:r>
-      <w:r>
-        <w:rPr>
-          <w:b/>
-          <w:sz w:val="36"/>
-          <w:szCs w:val="36"/>
-        </w:rPr>
-        <w:t> 6</w:t>
+        <w:t>.</w:t>
+      </w:r>
+      <w:r>
+        <w:rPr>
+          <w:b/>
+          <w:sz w:val="36"/>
+          <w:szCs w:val="36"/>
+        </w:rPr>
+        <w:t> 1</w:t>
+      </w:r>
+      <w:r>
+        <w:rPr>
+          <w:b/>
+          <w:sz w:val="36"/>
+          <w:szCs w:val="36"/>
+          <w:lang w:val="en-US"/>
+        </w:rPr>
+        <w:t>1</w:t>
       </w:r>
     </w:p>
     <w:p>
@@ -297,15 +649,7 @@
           <w:sz w:val="36"/>
           <w:szCs w:val="36"/>
         </w:rPr>
-        <w:t xml:space="preserve">Глава </w:t>
-      </w:r>
-      <w:r>
-        <w:rPr>
-          <w:b/>
-          <w:sz w:val="36"/>
-          <w:szCs w:val="36"/>
-        </w:rPr>
-        <w:t>3.</w:t>
+        <w:t>Список источников ……………………… 1</w:t>
       </w:r>
       <w:r>
         <w:rPr>
@@ -314,159 +658,7 @@
           <w:szCs w:val="36"/>
           <w:lang w:val="en-US"/>
         </w:rPr>
-        <w:t xml:space="preserve"> </w:t>
-      </w:r>
-      <w:r>
-        <w:rPr>
-          <w:b/>
-          <w:sz w:val="36"/>
-          <w:szCs w:val="36"/>
-        </w:rPr>
-        <w:t>Практическ</w:t>
-      </w:r>
-      <w:r>
-        <w:rPr>
-          <w:b/>
-          <w:sz w:val="36"/>
-          <w:szCs w:val="36"/>
-        </w:rPr>
-        <w:t>ая часть …………</w:t>
-      </w:r>
-      <w:r>
-        <w:rPr>
-          <w:b/>
-          <w:sz w:val="36"/>
-          <w:szCs w:val="36"/>
-        </w:rPr>
-        <w:t>…</w:t>
-      </w:r>
-      <w:r>
-        <w:rPr>
-          <w:b/>
-          <w:sz w:val="36"/>
-          <w:szCs w:val="36"/>
-        </w:rPr>
-        <w:t>.</w:t>
-      </w:r>
-      <w:r>
-        <w:rPr>
-          <w:b/>
-          <w:sz w:val="36"/>
-          <w:szCs w:val="36"/>
-        </w:rPr>
-        <w:t> 7</w:t>
-      </w:r>
-      <w:r>
-        <w:rPr>
-          <w:b/>
-          <w:sz w:val="36"/>
-          <w:szCs w:val="36"/>
-        </w:rPr>
-        <w:br/>
-      </w:r>
-      <w:r>
-        <w:rPr>
-          <w:b/>
-          <w:sz w:val="36"/>
-          <w:szCs w:val="36"/>
-        </w:rPr>
-        <w:t xml:space="preserve">    </w:t>
-      </w:r>
-      <w:r>
-        <w:rPr>
-          <w:b/>
-          <w:sz w:val="36"/>
-          <w:szCs w:val="36"/>
-        </w:rPr>
-        <w:t>3.1. Постановка задачи ………………</w:t>
-      </w:r>
-      <w:r>
-        <w:rPr>
-          <w:b/>
-          <w:sz w:val="36"/>
-          <w:szCs w:val="36"/>
-        </w:rPr>
-        <w:t>.</w:t>
-      </w:r>
-      <w:r>
-        <w:rPr>
-          <w:b/>
-          <w:sz w:val="36"/>
-          <w:szCs w:val="36"/>
-        </w:rPr>
-        <w:t> 7</w:t>
-      </w:r>
-      <w:r>
-        <w:rPr>
-          <w:b/>
-          <w:sz w:val="36"/>
-          <w:szCs w:val="36"/>
-        </w:rPr>
-        <w:br/>
-      </w:r>
-      <w:r>
-        <w:rPr>
-          <w:b/>
-          <w:sz w:val="36"/>
-          <w:szCs w:val="36"/>
-        </w:rPr>
-        <w:t xml:space="preserve">    </w:t>
-      </w:r>
-      <w:r>
-        <w:rPr>
-          <w:b/>
-          <w:sz w:val="36"/>
-          <w:szCs w:val="36"/>
-        </w:rPr>
-        <w:t>3.2. Описание решения ………………</w:t>
-      </w:r>
-      <w:r>
-        <w:rPr>
-          <w:b/>
-          <w:sz w:val="36"/>
-          <w:szCs w:val="36"/>
-        </w:rPr>
-        <w:t> 8</w:t>
-      </w:r>
-      <w:r>
-        <w:rPr>
-          <w:b/>
-          <w:sz w:val="36"/>
-          <w:szCs w:val="36"/>
-        </w:rPr>
-        <w:t>-9</w:t>
-      </w:r>
-      <w:r>
-        <w:rPr>
-          <w:b/>
-          <w:sz w:val="36"/>
-          <w:szCs w:val="36"/>
-        </w:rPr>
-        <w:br/>
-      </w:r>
-      <w:r>
-        <w:rPr>
-          <w:b/>
-          <w:sz w:val="36"/>
-          <w:szCs w:val="36"/>
-        </w:rPr>
-        <w:t xml:space="preserve">    </w:t>
-      </w:r>
-      <w:r>
-        <w:rPr>
-          <w:b/>
-          <w:sz w:val="36"/>
-          <w:szCs w:val="36"/>
-        </w:rPr>
-        <w:t>3.3. Результаты и тестирование ……</w:t>
-      </w:r>
-      <w:r>
-        <w:rPr>
-          <w:b/>
-          <w:sz w:val="36"/>
-          <w:szCs w:val="36"/>
-        </w:rPr>
-        <w:t>10</w:t>
+        <w:t>2</w:t>
       </w:r>
     </w:p>
     <w:p>
@@ -487,108 +679,7 @@
           <w:sz w:val="36"/>
           <w:szCs w:val="36"/>
         </w:rPr>
-        <w:t>Заключение …………………………………</w:t>
-      </w:r>
-      <w:r>
-        <w:rPr>
-          <w:b/>
-          <w:sz w:val="36"/>
-          <w:szCs w:val="36"/>
-          <w:lang w:val="en-US"/>
-        </w:rPr>
-        <w:t>.</w:t>
-      </w:r>
-      <w:r>
-        <w:rPr>
-          <w:b/>
-          <w:sz w:val="36"/>
-          <w:szCs w:val="36"/>
-        </w:rPr>
-        <w:t> 1</w:t>
-      </w:r>
-      <w:r>
-        <w:rPr>
-          <w:b/>
-          <w:sz w:val="36"/>
-          <w:szCs w:val="36"/>
-          <w:lang w:val="en-US"/>
-        </w:rPr>
-        <w:t>1</w:t>
-      </w:r>
-    </w:p>
-    <w:p>
-      <w:pPr>
-        <w:numPr>
-          <w:ilvl w:val="0"/>
-          <w:numId w:val="1"/>
-        </w:numPr>
-        <w:rPr>
-          <w:b/>
-          <w:sz w:val="36"/>
-          <w:szCs w:val="36"/>
-        </w:rPr>
-      </w:pPr>
-      <w:r>
-        <w:rPr>
-          <w:b/>
-          <w:sz w:val="36"/>
-          <w:szCs w:val="36"/>
-        </w:rPr>
-        <w:t>Список источников</w:t>
-      </w:r>
-      <w:r>
-        <w:rPr>
-          <w:b/>
-          <w:sz w:val="36"/>
-          <w:szCs w:val="36"/>
-        </w:rPr>
-        <w:t> ………………………</w:t>
-      </w:r>
-      <w:r>
-        <w:rPr>
-          <w:b/>
-          <w:sz w:val="36"/>
-          <w:szCs w:val="36"/>
-        </w:rPr>
-        <w:t> 1</w:t>
-      </w:r>
-      <w:r>
-        <w:rPr>
-          <w:b/>
-          <w:sz w:val="36"/>
-          <w:szCs w:val="36"/>
-          <w:lang w:val="en-US"/>
-        </w:rPr>
-        <w:t>2</w:t>
-      </w:r>
-    </w:p>
-    <w:p>
-      <w:pPr>
-        <w:numPr>
-          <w:ilvl w:val="0"/>
-          <w:numId w:val="1"/>
-        </w:numPr>
-        <w:rPr>
-          <w:b/>
-          <w:sz w:val="36"/>
-          <w:szCs w:val="36"/>
-        </w:rPr>
-      </w:pPr>
-      <w:r>
-        <w:rPr>
-          <w:b/>
-          <w:sz w:val="36"/>
-          <w:szCs w:val="36"/>
-        </w:rPr>
-        <w:t>Приложения …………………………………</w:t>
-      </w:r>
-      <w:r>
-        <w:rPr>
-          <w:b/>
-          <w:sz w:val="36"/>
-          <w:szCs w:val="36"/>
-        </w:rPr>
-        <w:t> 1</w:t>
+        <w:t>Приложения ………………………………… 1</w:t>
       </w:r>
       <w:r>
         <w:rPr>
@@ -736,10 +827,7 @@
         <w:t> </w:t>
       </w:r>
       <w:r>
-        <w:t>В современном мире информационные технологии пронизывают все сферы жизни. Умение работать с данными, понимать принципы алгоритмов и защищать личную информацию становится жизненно необходимым. Данный проект направ</w:t>
-      </w:r>
-      <w:r>
-        <w:t>лен на </w:t>
+        <w:t>В современном мире информационные технологии пронизывают все сферы жизни. Умение работать с данными, понимать принципы алгоритмов и защищать личную информацию становится жизненно необходимым. Данный проект направлен на </w:t>
       </w:r>
       <w:proofErr w:type="gramStart"/>
       <w:r>
@@ -818,10 +906,7 @@
         </w:numPr>
       </w:pPr>
       <w:r>
-        <w:t>проанализировать существующие реше</w:t>
-      </w:r>
-      <w:r>
-        <w:t>ния;</w:t>
+        <w:t>проанализировать существующие решения;</w:t>
       </w:r>
     </w:p>
     <w:p>
@@ -953,10 +1038,7 @@
         </w:numPr>
       </w:pPr>
       <w:r>
-        <w:t>пр</w:t>
-      </w:r>
-      <w:r>
-        <w:t>оектирование алгоритма;</w:t>
+        <w:t>проектирование алгоритма;</w:t>
       </w:r>
     </w:p>
     <w:p>
@@ -997,14 +1079,7 @@
           <w:b/>
           <w:bCs/>
         </w:rPr>
-        <w:t>Гипотеза</w:t>
-      </w:r>
-      <w:r>
-        <w:rPr>
-          <w:b/>
-          <w:bCs/>
-        </w:rPr>
-        <w:t>:</w:t>
+        <w:t>Гипотеза:</w:t>
       </w:r>
       <w:r>
         <w:rPr>
@@ -1017,10 +1092,7 @@
       </w:r>
       <w:proofErr w:type="gramEnd"/>
       <w:r>
-        <w:t>, что использование шифра Цезаря достаточно для защиты коротких сообщений от сл</w:t>
-      </w:r>
-      <w:r>
-        <w:t>учайного взлома.</w:t>
+        <w:t>, что использование шифра Цезаря достаточно для защиты коротких сообщений от случайного взлома.</w:t>
       </w:r>
     </w:p>
     <w:p>
@@ -1181,14 +1253,7 @@
           <w:sz w:val="36"/>
           <w:szCs w:val="36"/>
         </w:rPr>
-        <w:t>алгоритм преобразования исходного текста в заш</w:t>
-      </w:r>
-      <w:r>
-        <w:rPr>
-          <w:sz w:val="36"/>
-          <w:szCs w:val="36"/>
-        </w:rPr>
-        <w:t>ифрованный.</w:t>
+        <w:t>алгоритм преобразования исходного текста в зашифрованный.</w:t>
       </w:r>
     </w:p>
     <w:p>
@@ -1731,16 +1796,7 @@
           <w:sz w:val="36"/>
           <w:szCs w:val="36"/>
         </w:rPr>
-        <w:t>Сквозное шифро</w:t>
-      </w:r>
-      <w:r>
-        <w:rPr>
-          <w:b/>
-          <w:bCs/>
-          <w:sz w:val="36"/>
-          <w:szCs w:val="36"/>
-        </w:rPr>
-        <w:t>вание</w:t>
+        <w:t>Сквозное шифрование</w:t>
       </w:r>
       <w:r>
         <w:rPr>
@@ -1812,17 +1868,7 @@
           <w:szCs w:val="36"/>
           <w:shd w:val="clear" w:color="auto" w:fill="FFFFFF"/>
         </w:rPr>
-        <w:t xml:space="preserve"> </w:t>
-      </w:r>
-      <w:r>
-        <w:rPr>
-          <w:rFonts w:ascii="Arial" w:hAnsi="Arial" w:cs="Arial"/>
-          <w:color w:val="333333"/>
-          <w:sz w:val="36"/>
-          <w:szCs w:val="36"/>
-          <w:shd w:val="clear" w:color="auto" w:fill="FFFFFF"/>
-        </w:rPr>
-        <w:t>— это метод защиты цифровых данных, который обеспечивает конфиденциальность сообщений и файлов на протяжении всего их пути.</w:t>
+        <w:t xml:space="preserve"> — это метод защиты цифровых данных, который обеспечивает конфиденциальность сообщений и файлов на протяжении всего их пути.</w:t>
       </w:r>
       <w:r>
         <w:rPr>
@@ -1895,18 +1941,7 @@
           <w:szCs w:val="36"/>
           <w:shd w:val="clear" w:color="auto" w:fill="FFFFFF"/>
         </w:rPr>
-        <w:t>два независимых способа подтверждения личности</w:t>
-      </w:r>
-      <w:r>
-        <w:rPr>
-          <w:rStyle w:val="a8"/>
-          <w:rFonts w:ascii="Arial" w:hAnsi="Arial" w:cs="Arial"/>
-          <w:color w:val="333333"/>
-          <w:sz w:val="36"/>
-          <w:szCs w:val="36"/>
-          <w:shd w:val="clear" w:color="auto" w:fill="FFFFFF"/>
-        </w:rPr>
-        <w:t xml:space="preserve">. служит </w:t>
+        <w:t xml:space="preserve">два независимых способа подтверждения личности. служит </w:t>
       </w:r>
       <w:r>
         <w:rPr>
@@ -1955,15 +1990,7 @@
           <w:sz w:val="36"/>
           <w:szCs w:val="36"/>
         </w:rPr>
-        <w:t> для созд</w:t>
-      </w:r>
-      <w:r>
-        <w:rPr>
-          <w:b/>
-          <w:sz w:val="36"/>
-          <w:szCs w:val="36"/>
-        </w:rPr>
-        <w:t>ания сайтов (</w:t>
+        <w:t> для создания сайтов (</w:t>
       </w:r>
       <w:proofErr w:type="spellStart"/>
       <w:r>
@@ -2197,14 +2224,7 @@
           <w:sz w:val="36"/>
           <w:szCs w:val="36"/>
         </w:rPr>
-        <w:t>работает без ошибок на</w:t>
-      </w:r>
-      <w:r>
-        <w:rPr>
-          <w:sz w:val="36"/>
-          <w:szCs w:val="36"/>
-        </w:rPr>
-        <w:t xml:space="preserve"> тестовых данных.</w:t>
+        <w:t>работает без ошибок на тестовых данных.</w:t>
       </w:r>
     </w:p>
     <w:p>
@@ -2457,7 +2477,108 @@
           <w:sz w:val="36"/>
           <w:szCs w:val="36"/>
         </w:rPr>
-        <w:t>1</w:t>
+        <w:t>1.Пользователь вводит текст и ключ (если нужно).</w:t>
+      </w:r>
+    </w:p>
+    <w:p>
+      <w:pPr>
+        <w:numPr>
+          <w:ilvl w:val="0"/>
+          <w:numId w:val="7"/>
+        </w:numPr>
+        <w:rPr>
+          <w:sz w:val="36"/>
+          <w:szCs w:val="36"/>
+        </w:rPr>
+      </w:pPr>
+      <w:r>
+        <w:rPr>
+          <w:sz w:val="36"/>
+          <w:szCs w:val="36"/>
+        </w:rPr>
+        <w:t>2.Программа применяет выбранный метод обработки, сдвиг букв.</w:t>
+      </w:r>
+    </w:p>
+    <w:p>
+      <w:pPr>
+        <w:numPr>
+          <w:ilvl w:val="0"/>
+          <w:numId w:val="7"/>
+        </w:numPr>
+        <w:rPr>
+          <w:sz w:val="36"/>
+          <w:szCs w:val="36"/>
+        </w:rPr>
+      </w:pPr>
+      <w:r>
+        <w:rPr>
+          <w:sz w:val="36"/>
+          <w:szCs w:val="36"/>
+        </w:rPr>
+        <w:t>3.Результат выводится на экран или сохраняется в файл.</w:t>
+      </w:r>
+    </w:p>
+    <w:p>
+      <w:pPr>
+        <w:numPr>
+          <w:ilvl w:val="0"/>
+          <w:numId w:val="7"/>
+        </w:numPr>
+        <w:rPr>
+          <w:sz w:val="36"/>
+          <w:szCs w:val="36"/>
+        </w:rPr>
+      </w:pPr>
+      <w:r>
+        <w:rPr>
+          <w:bCs/>
+          <w:sz w:val="36"/>
+          <w:szCs w:val="36"/>
+        </w:rPr>
+        <w:t>Технические детали:</w:t>
+      </w:r>
+    </w:p>
+    <w:p>
+      <w:pPr>
+        <w:numPr>
+          <w:ilvl w:val="0"/>
+          <w:numId w:val="7"/>
+        </w:numPr>
+        <w:rPr>
+          <w:sz w:val="36"/>
+          <w:szCs w:val="36"/>
+        </w:rPr>
+      </w:pPr>
+      <w:r>
+        <w:rPr>
+          <w:sz w:val="36"/>
+          <w:szCs w:val="36"/>
+        </w:rPr>
+        <w:t xml:space="preserve">1.Для шифрования использован язык </w:t>
+      </w:r>
+      <w:proofErr w:type="spellStart"/>
+      <w:r>
+        <w:rPr>
+          <w:sz w:val="36"/>
+          <w:szCs w:val="36"/>
+        </w:rPr>
+        <w:t>Python</w:t>
+      </w:r>
+      <w:proofErr w:type="spellEnd"/>
+      <w:r>
+        <w:rPr>
+          <w:sz w:val="36"/>
+          <w:szCs w:val="36"/>
+        </w:rPr>
+        <w:t xml:space="preserve">, библиотека </w:t>
+      </w:r>
+      <w:r>
+        <w:rPr>
+          <w:sz w:val="36"/>
+          <w:szCs w:val="36"/>
+          <w:lang w:val="en-US"/>
+        </w:rPr>
+        <w:t>starting</w:t>
       </w:r>
       <w:r>
         <w:rPr>
@@ -2471,7 +2592,31 @@
           <w:sz w:val="36"/>
           <w:szCs w:val="36"/>
         </w:rPr>
-        <w:t>Пользователь вводит текст и ключ (если нужно).</w:t>
+        <w:br/>
+      </w:r>
+      <w:proofErr w:type="gramStart"/>
+      <w:r>
+        <w:rPr>
+          <w:sz w:val="36"/>
+          <w:szCs w:val="36"/>
+          <w:lang w:val="en-US"/>
+        </w:rPr>
+        <w:t>2.</w:t>
+      </w:r>
+      <w:r>
+        <w:rPr>
+          <w:sz w:val="36"/>
+          <w:szCs w:val="36"/>
+        </w:rPr>
+        <w:t>Интерфейс</w:t>
+      </w:r>
+      <w:proofErr w:type="gramEnd"/>
+      <w:r>
+        <w:rPr>
+          <w:sz w:val="36"/>
+          <w:szCs w:val="36"/>
+        </w:rPr>
+        <w:t xml:space="preserve"> реализован через консоль.</w:t>
       </w:r>
     </w:p>
     <w:p>
@@ -2490,181 +2635,7 @@
           <w:sz w:val="36"/>
           <w:szCs w:val="36"/>
         </w:rPr>
-        <w:t>2.</w:t>
-      </w:r>
-      <w:r>
-        <w:rPr>
-          <w:sz w:val="36"/>
-          <w:szCs w:val="36"/>
-        </w:rPr>
-        <w:t>Программа применяет выбранный метод обработки, сдвиг букв.</w:t>
-      </w:r>
-    </w:p>
-    <w:p>
-      <w:pPr>
-        <w:numPr>
-          <w:ilvl w:val="0"/>
-          <w:numId w:val="7"/>
-        </w:numPr>
-        <w:rPr>
-          <w:sz w:val="36"/>
-          <w:szCs w:val="36"/>
-        </w:rPr>
-      </w:pPr>
-      <w:r>
-        <w:rPr>
-          <w:sz w:val="36"/>
-          <w:szCs w:val="36"/>
-        </w:rPr>
-        <w:t>3.</w:t>
-      </w:r>
-      <w:r>
-        <w:rPr>
-          <w:sz w:val="36"/>
-          <w:szCs w:val="36"/>
-        </w:rPr>
-        <w:t>Результат выводится на экран или сохраняется в файл.</w:t>
-      </w:r>
-    </w:p>
-    <w:p>
-      <w:pPr>
-        <w:numPr>
-          <w:ilvl w:val="0"/>
-          <w:numId w:val="7"/>
-        </w:numPr>
-        <w:rPr>
-          <w:sz w:val="36"/>
-          <w:szCs w:val="36"/>
-        </w:rPr>
-      </w:pPr>
-      <w:r>
-        <w:rPr>
-          <w:bCs/>
-          <w:sz w:val="36"/>
-          <w:szCs w:val="36"/>
-        </w:rPr>
-        <w:t>Технические детали:</w:t>
-      </w:r>
-    </w:p>
-    <w:p>
-      <w:pPr>
-        <w:numPr>
-          <w:ilvl w:val="0"/>
-          <w:numId w:val="7"/>
-        </w:numPr>
-        <w:rPr>
-          <w:sz w:val="36"/>
-          <w:szCs w:val="36"/>
-        </w:rPr>
-      </w:pPr>
-      <w:r>
-        <w:rPr>
-          <w:sz w:val="36"/>
-          <w:szCs w:val="36"/>
-        </w:rPr>
-        <w:t>1.</w:t>
-      </w:r>
-      <w:r>
-        <w:rPr>
-          <w:sz w:val="36"/>
-          <w:szCs w:val="36"/>
-        </w:rPr>
-        <w:t xml:space="preserve">Для шифрования использован язык </w:t>
-      </w:r>
-      <w:proofErr w:type="spellStart"/>
-      <w:r>
-        <w:rPr>
-          <w:sz w:val="36"/>
-          <w:szCs w:val="36"/>
-        </w:rPr>
-        <w:t>Python</w:t>
-      </w:r>
-      <w:proofErr w:type="spellEnd"/>
-      <w:r>
-        <w:rPr>
-          <w:sz w:val="36"/>
-          <w:szCs w:val="36"/>
-        </w:rPr>
-        <w:t>, библиотека</w:t>
-      </w:r>
-      <w:r>
-        <w:rPr>
-          <w:sz w:val="36"/>
-          <w:szCs w:val="36"/>
-        </w:rPr>
-        <w:t xml:space="preserve"> </w:t>
-      </w:r>
-      <w:r>
-        <w:rPr>
-          <w:sz w:val="36"/>
-          <w:szCs w:val="36"/>
-          <w:lang w:val="en-US"/>
-        </w:rPr>
-        <w:t>starting</w:t>
-      </w:r>
-      <w:r>
-        <w:rPr>
-          <w:sz w:val="36"/>
-          <w:szCs w:val="36"/>
-        </w:rPr>
-        <w:t>.</w:t>
-      </w:r>
-      <w:r>
-        <w:rPr>
-          <w:sz w:val="36"/>
-          <w:szCs w:val="36"/>
-        </w:rPr>
-        <w:br/>
-      </w:r>
-      <w:proofErr w:type="gramStart"/>
-      <w:r>
-        <w:rPr>
-          <w:sz w:val="36"/>
-          <w:szCs w:val="36"/>
-          <w:lang w:val="en-US"/>
-        </w:rPr>
-        <w:t>2.</w:t>
-      </w:r>
-      <w:r>
-        <w:rPr>
-          <w:sz w:val="36"/>
-          <w:szCs w:val="36"/>
-        </w:rPr>
-        <w:t>Интерфейс</w:t>
-      </w:r>
-      <w:proofErr w:type="gramEnd"/>
-      <w:r>
-        <w:rPr>
-          <w:sz w:val="36"/>
-          <w:szCs w:val="36"/>
-        </w:rPr>
-        <w:t xml:space="preserve"> реализован через консоль.</w:t>
-      </w:r>
-    </w:p>
-    <w:p>
-      <w:pPr>
-        <w:numPr>
-          <w:ilvl w:val="0"/>
-          <w:numId w:val="7"/>
-        </w:numPr>
-        <w:rPr>
-          <w:sz w:val="36"/>
-          <w:szCs w:val="36"/>
-        </w:rPr>
-      </w:pPr>
-      <w:r>
-        <w:rPr>
-          <w:sz w:val="36"/>
-          <w:szCs w:val="36"/>
-        </w:rPr>
-        <w:t>Код структурирован на функции:</w:t>
-      </w:r>
-      <w:r>
-        <w:rPr>
-          <w:sz w:val="36"/>
-          <w:szCs w:val="36"/>
-        </w:rPr>
-        <w:t xml:space="preserve"> </w:t>
+        <w:t xml:space="preserve">Код структурирован на функции: </w:t>
       </w:r>
       <w:proofErr w:type="gramStart"/>
       <w:r>
@@ -3252,14 +3223,7 @@
           <w:sz w:val="36"/>
           <w:szCs w:val="36"/>
         </w:rPr>
-        <w:t>пр</w:t>
-      </w:r>
-      <w:r>
-        <w:rPr>
-          <w:sz w:val="36"/>
-          <w:szCs w:val="36"/>
-        </w:rPr>
-        <w:t>отестирована его работоспособность на примерах.</w:t>
+        <w:t>протестирована его работоспособность на примерах.</w:t>
       </w:r>
     </w:p>
     <w:p>
@@ -3308,14 +3272,7 @@
           <w:sz w:val="36"/>
           <w:szCs w:val="36"/>
         </w:rPr>
-        <w:t> «простую систему шифрования» и продемонстрир</w:t>
-      </w:r>
-      <w:r>
-        <w:rPr>
-          <w:sz w:val="36"/>
-          <w:szCs w:val="36"/>
-        </w:rPr>
-        <w:t>овать её работоспособность.</w:t>
+        <w:t> «простую систему шифрования» и продемонстрировать её работоспособность.</w:t>
       </w:r>
     </w:p>
     <w:p>
@@ -3616,6 +3573,8 @@
         </w:rPr>
         <w:t>Макфарланд</w:t>
       </w:r>
+      <w:bookmarkStart w:id="0" w:name="_GoBack"/>
+      <w:bookmarkEnd w:id="0"/>
       <w:proofErr w:type="spellEnd"/>
       <w:r>
         <w:rPr>
@@ -3641,7 +3600,7 @@
           <w:sz w:val="36"/>
           <w:szCs w:val="36"/>
         </w:rPr>
-        <w:t xml:space="preserve">5 </w:t>
+        <w:t xml:space="preserve">5 и </w:t>
       </w:r>
       <w:r>
         <w:rPr>
@@ -3649,8 +3608,9 @@
           <w:iCs/>
           <w:sz w:val="36"/>
           <w:szCs w:val="36"/>
-        </w:rPr>
-        <w:t xml:space="preserve">и </w:t>
+          <w:lang w:val="en-US"/>
+        </w:rPr>
+        <w:t>CSS</w:t>
       </w:r>
       <w:r>
         <w:rPr>
@@ -3658,9 +3618,45 @@
           <w:iCs/>
           <w:sz w:val="36"/>
           <w:szCs w:val="36"/>
+        </w:rPr>
+        <w:t>3. Разработка сайтов для любых браузеров и устройств.</w:t>
+      </w:r>
+      <w:r>
+        <w:rPr>
+          <w:sz w:val="36"/>
+          <w:szCs w:val="36"/>
+        </w:rPr>
+        <w:t> — СПб.: Питер, 2021.</w:t>
+      </w:r>
+    </w:p>
+    <w:p>
+      <w:pPr>
+        <w:numPr>
+          <w:ilvl w:val="0"/>
+          <w:numId w:val="9"/>
+        </w:numPr>
+        <w:tabs>
+          <w:tab w:val="left" w:pos="2340"/>
+        </w:tabs>
+        <w:rPr>
+          <w:sz w:val="36"/>
+          <w:szCs w:val="36"/>
+        </w:rPr>
+      </w:pPr>
+      <w:r>
+        <w:rPr>
+          <w:sz w:val="36"/>
+          <w:szCs w:val="36"/>
+        </w:rPr>
+        <w:t>Документация</w:t>
+      </w:r>
+      <w:r>
+        <w:rPr>
+          <w:sz w:val="36"/>
+          <w:szCs w:val="36"/>
           <w:lang w:val="en-US"/>
         </w:rPr>
-        <w:t>CSS</w:t>
+        <w:t xml:space="preserve"> Python. </w:t>
       </w:r>
       <w:r>
         <w:rPr>
@@ -3668,8 +3664,77 @@
           <w:iCs/>
           <w:sz w:val="36"/>
           <w:szCs w:val="36"/>
-        </w:rPr>
-        <w:t xml:space="preserve">3. </w:t>
+          <w:lang w:val="en-US"/>
+        </w:rPr>
+        <w:t>string — Common string operations.</w:t>
+      </w:r>
+      <w:r>
+        <w:rPr>
+          <w:sz w:val="36"/>
+          <w:szCs w:val="36"/>
+          <w:lang w:val="en-US"/>
+        </w:rPr>
+        <w:t> </w:t>
+      </w:r>
+      <w:r>
+        <w:rPr>
+          <w:sz w:val="36"/>
+          <w:szCs w:val="36"/>
+        </w:rPr>
+        <w:t xml:space="preserve">[Электронный ресурс]. </w:t>
+      </w:r>
+      <w:r>
+        <w:rPr>
+          <w:sz w:val="36"/>
+          <w:szCs w:val="36"/>
+          <w:lang w:val="en-US"/>
+        </w:rPr>
+        <w:t>URL</w:t>
+      </w:r>
+      <w:r>
+        <w:rPr>
+          <w:sz w:val="36"/>
+          <w:szCs w:val="36"/>
+        </w:rPr>
+        <w:t>:</w:t>
+      </w:r>
+      <w:r>
+        <w:rPr>
+          <w:sz w:val="36"/>
+          <w:szCs w:val="36"/>
+          <w:lang w:val="en-US"/>
+        </w:rPr>
+        <w:t> </w:t>
+      </w:r>
+      <w:r>
+        <w:rPr>
+          <w:sz w:val="36"/>
+          <w:szCs w:val="36"/>
+        </w:rPr>
+        <w:t>(дата обращения: 07.02.2026).</w:t>
+      </w:r>
+    </w:p>
+    <w:p>
+      <w:pPr>
+        <w:numPr>
+          <w:ilvl w:val="0"/>
+          <w:numId w:val="9"/>
+        </w:numPr>
+        <w:tabs>
+          <w:tab w:val="left" w:pos="2340"/>
+        </w:tabs>
+        <w:rPr>
+          <w:sz w:val="36"/>
+          <w:szCs w:val="36"/>
+        </w:rPr>
+      </w:pPr>
+      <w:r>
+        <w:rPr>
+          <w:sz w:val="36"/>
+          <w:szCs w:val="36"/>
+          <w:lang w:val="en-US"/>
+        </w:rPr>
+        <w:t>MDN Web Docs. </w:t>
       </w:r>
       <w:r>
         <w:rPr>
@@ -3677,219 +3742,77 @@
           <w:iCs/>
           <w:sz w:val="36"/>
           <w:szCs w:val="36"/>
-        </w:rPr>
-        <w:t>Разработка сайтов для любых браузеров и устройств.</w:t>
-      </w:r>
-      <w:r>
-        <w:rPr>
-          <w:sz w:val="36"/>
-          <w:szCs w:val="36"/>
-        </w:rPr>
-        <w:t> — СПб.: Питер, 2021.</w:t>
-      </w:r>
-    </w:p>
-    <w:p>
-      <w:pPr>
-        <w:numPr>
-          <w:ilvl w:val="0"/>
-          <w:numId w:val="9"/>
-        </w:numPr>
+          <w:lang w:val="en-US"/>
+        </w:rPr>
+        <w:t>HTML Basics.</w:t>
+      </w:r>
+      <w:r>
+        <w:rPr>
+          <w:sz w:val="36"/>
+          <w:szCs w:val="36"/>
+          <w:lang w:val="en-US"/>
+        </w:rPr>
+        <w:t> </w:t>
+      </w:r>
+      <w:r>
+        <w:rPr>
+          <w:sz w:val="36"/>
+          <w:szCs w:val="36"/>
+        </w:rPr>
+        <w:t xml:space="preserve">[Электронный ресурс]. </w:t>
+      </w:r>
+      <w:r>
+        <w:rPr>
+          <w:sz w:val="36"/>
+          <w:szCs w:val="36"/>
+          <w:lang w:val="en-US"/>
+        </w:rPr>
+        <w:t>URL</w:t>
+      </w:r>
+      <w:r>
+        <w:rPr>
+          <w:sz w:val="36"/>
+          <w:szCs w:val="36"/>
+        </w:rPr>
+        <w:t>:</w:t>
+      </w:r>
+      <w:r>
+        <w:rPr>
+          <w:sz w:val="36"/>
+          <w:szCs w:val="36"/>
+          <w:lang w:val="en-US"/>
+        </w:rPr>
+        <w:t> </w:t>
+      </w:r>
+      <w:r>
+        <w:rPr>
+          <w:sz w:val="36"/>
+          <w:szCs w:val="36"/>
+        </w:rPr>
+        <w:t>(дата обращения: 07.02.2026).</w:t>
+      </w:r>
+    </w:p>
+    <w:p>
+      <w:pPr>
         <w:tabs>
           <w:tab w:val="left" w:pos="2340"/>
         </w:tabs>
         <w:rPr>
-          <w:sz w:val="36"/>
-          <w:szCs w:val="36"/>
-        </w:rPr>
-      </w:pPr>
-      <w:r>
-        <w:rPr>
-          <w:sz w:val="36"/>
-          <w:szCs w:val="36"/>
-        </w:rPr>
-        <w:t>Документация</w:t>
-      </w:r>
-      <w:r>
-        <w:rPr>
-          <w:sz w:val="36"/>
-          <w:szCs w:val="36"/>
-          <w:lang w:val="en-US"/>
-        </w:rPr>
-        <w:t xml:space="preserve"> </w:t>
-      </w:r>
-      <w:r>
-        <w:rPr>
-          <w:sz w:val="36"/>
-          <w:szCs w:val="36"/>
-          <w:lang w:val="en-US"/>
-        </w:rPr>
-        <w:t>Python. </w:t>
-      </w:r>
-      <w:r>
-        <w:rPr>
-          <w:i/>
-          <w:iCs/>
-          <w:sz w:val="36"/>
-          <w:szCs w:val="36"/>
-          <w:lang w:val="en-US"/>
-        </w:rPr>
-        <w:t>string — Common string operations.</w:t>
-      </w:r>
-      <w:r>
-        <w:rPr>
-          <w:sz w:val="36"/>
-          <w:szCs w:val="36"/>
-          <w:lang w:val="en-US"/>
-        </w:rPr>
-        <w:t> </w:t>
-      </w:r>
-      <w:r>
-        <w:rPr>
-          <w:sz w:val="36"/>
-          <w:szCs w:val="36"/>
-        </w:rPr>
-        <w:t>[</w:t>
-      </w:r>
-      <w:r>
-        <w:rPr>
-          <w:sz w:val="36"/>
-          <w:szCs w:val="36"/>
-        </w:rPr>
-        <w:t xml:space="preserve">Электронный ресурс]. </w:t>
-      </w:r>
-      <w:r>
-        <w:rPr>
-          <w:sz w:val="36"/>
-          <w:szCs w:val="36"/>
-          <w:lang w:val="en-US"/>
-        </w:rPr>
-        <w:t>URL</w:t>
-      </w:r>
-      <w:proofErr w:type="gramStart"/>
-      <w:r>
-        <w:rPr>
-          <w:sz w:val="36"/>
-          <w:szCs w:val="36"/>
-        </w:rPr>
-        <w:t>:</w:t>
-      </w:r>
-      <w:r>
-        <w:rPr>
-          <w:sz w:val="36"/>
-          <w:szCs w:val="36"/>
-          <w:lang w:val="en-US"/>
-        </w:rPr>
-        <w:t>  </w:t>
-      </w:r>
-      <w:r>
-        <w:rPr>
-          <w:sz w:val="36"/>
-          <w:szCs w:val="36"/>
-        </w:rPr>
-        <w:t>(</w:t>
-      </w:r>
-      <w:proofErr w:type="gramEnd"/>
-      <w:r>
-        <w:rPr>
-          <w:sz w:val="36"/>
-          <w:szCs w:val="36"/>
-        </w:rPr>
-        <w:t>дата обращения: 07.02.2026).</w:t>
-      </w:r>
-    </w:p>
-    <w:p>
-      <w:pPr>
-        <w:numPr>
-          <w:ilvl w:val="0"/>
-          <w:numId w:val="9"/>
-        </w:numPr>
+          <w:sz w:val="50"/>
+          <w:szCs w:val="50"/>
+        </w:rPr>
+      </w:pPr>
+    </w:p>
+    <w:p>
+      <w:pPr>
         <w:tabs>
           <w:tab w:val="left" w:pos="2340"/>
         </w:tabs>
         <w:rPr>
-          <w:sz w:val="36"/>
-          <w:szCs w:val="36"/>
-        </w:rPr>
-      </w:pPr>
-      <w:r>
-        <w:rPr>
-          <w:sz w:val="36"/>
-          <w:szCs w:val="36"/>
-          <w:lang w:val="en-US"/>
-        </w:rPr>
-        <w:t>MDN Web Docs. </w:t>
-      </w:r>
-      <w:r>
-        <w:rPr>
-          <w:i/>
-          <w:iCs/>
-          <w:sz w:val="36"/>
-          <w:szCs w:val="36"/>
-          <w:lang w:val="en-US"/>
-        </w:rPr>
-        <w:t>HTML Basics.</w:t>
-      </w:r>
-      <w:r>
-        <w:rPr>
-          <w:sz w:val="36"/>
-          <w:szCs w:val="36"/>
-          <w:lang w:val="en-US"/>
-        </w:rPr>
-        <w:t> </w:t>
-      </w:r>
-      <w:r>
-        <w:rPr>
-          <w:sz w:val="36"/>
-          <w:szCs w:val="36"/>
-        </w:rPr>
-        <w:t>[</w:t>
-      </w:r>
-      <w:r>
-        <w:rPr>
-          <w:sz w:val="36"/>
-          <w:szCs w:val="36"/>
-        </w:rPr>
-        <w:t xml:space="preserve">Электронный ресурс]. </w:t>
-      </w:r>
-      <w:r>
-        <w:rPr>
-          <w:sz w:val="36"/>
-          <w:szCs w:val="36"/>
-          <w:lang w:val="en-US"/>
-        </w:rPr>
-        <w:t>URL</w:t>
-      </w:r>
-      <w:proofErr w:type="gramStart"/>
-      <w:r>
-        <w:rPr>
-          <w:sz w:val="36"/>
-          <w:szCs w:val="36"/>
-        </w:rPr>
-        <w:t>:</w:t>
-      </w:r>
-      <w:r>
-        <w:rPr>
-          <w:sz w:val="36"/>
-          <w:szCs w:val="36"/>
-          <w:lang w:val="en-US"/>
-        </w:rPr>
-        <w:t>  </w:t>
-      </w:r>
-      <w:r>
-        <w:rPr>
-          <w:sz w:val="36"/>
-          <w:szCs w:val="36"/>
-        </w:rPr>
-        <w:t>(</w:t>
-      </w:r>
-      <w:proofErr w:type="gramEnd"/>
-      <w:r>
-        <w:rPr>
-          <w:sz w:val="36"/>
-          <w:szCs w:val="36"/>
-        </w:rPr>
-        <w:t>дата обращения: 07.02.2026).</w:t>
-      </w:r>
+          <w:sz w:val="50"/>
+          <w:szCs w:val="50"/>
+        </w:rPr>
+      </w:pPr>
     </w:p>
     <w:p>
       <w:pPr>
@@ -3967,30 +3890,6 @@
           <w:szCs w:val="50"/>
         </w:rPr>
       </w:pPr>
-    </w:p>
-    <w:p>
-      <w:pPr>
-        <w:tabs>
-          <w:tab w:val="left" w:pos="2340"/>
-        </w:tabs>
-        <w:rPr>
-          <w:sz w:val="50"/>
-          <w:szCs w:val="50"/>
-        </w:rPr>
-      </w:pPr>
-    </w:p>
-    <w:p>
-      <w:pPr>
-        <w:tabs>
-          <w:tab w:val="left" w:pos="2340"/>
-        </w:tabs>
-        <w:rPr>
-          <w:sz w:val="50"/>
-          <w:szCs w:val="50"/>
-        </w:rPr>
-      </w:pPr>
-      <w:bookmarkStart w:id="0" w:name="_GoBack"/>
-      <w:bookmarkEnd w:id="0"/>
     </w:p>
     <w:sectPr>
       <w:pgSz w:w="11906" w:h="16838"/>
@@ -5907,6 +5806,7 @@
   <w:style w:type="character" w:default="1" w:styleId="a0">
     <w:name w:val="Default Paragraph Font"/>
     <w:uiPriority w:val="1"/>
+    <w:semiHidden/>
     <w:unhideWhenUsed/>
   </w:style>
   <w:style w:type="table" w:default="1" w:styleId="a1">
@@ -6623,7 +6523,7 @@
 </file>
 
 <file path=customXml/itemProps1.xml><?xml version="1.0" encoding="utf-8"?>
-<ds:datastoreItem xmlns:ds="http://schemas.openxmlformats.org/officeDocument/2006/customXml" ds:itemID="{694ED659-10F0-459D-A860-2C4D1F73BCFB}">
+<ds:datastoreItem xmlns:ds="http://schemas.openxmlformats.org/officeDocument/2006/customXml" ds:itemID="{916C7B91-32EA-4179-9CF8-14E62EFAE36F}">
   <ds:schemaRefs>
     <ds:schemaRef ds:uri="http://schemas.openxmlformats.org/officeDocument/2006/bibliography"/>
   </ds:schemaRefs>
